--- a/docs/USER_GUIDE.docx
+++ b/docs/USER_GUIDE.docx
@@ -163,6 +163,18 @@
           <w:color w:val="0F6F3F"/>
         </w:rPr>
         <w:t>Visit History</w:t>
+      </w:r>
+    </w:p>
+    <w:p>
+      <w:pPr>
+        <w:pStyle w:val="ListNumber"/>
+        <w:spacing w:after="40"/>
+      </w:pPr>
+      <w:r>
+        <w:rPr>
+          <w:color w:val="0F6F3F"/>
+        </w:rPr>
+        <w:t>Visitor Verification (Department Stations)</w:t>
       </w:r>
     </w:p>
     <w:p>
@@ -446,6 +458,63 @@
                 <w:b/>
                 <w:sz w:val="19"/>
               </w:rPr>
+              <w:t>Verification</w:t>
+            </w:r>
+          </w:p>
+        </w:tc>
+        <w:tc>
+          <w:tcPr>
+            <w:tcW w:type="dxa" w:w="3216"/>
+          </w:tcPr>
+          <w:p>
+            <w:r>
+              <w:rPr>
+                <w:sz w:val="19"/>
+              </w:rPr>
+            </w:r>
+            <w:r>
+              <w:rPr>
+                <w:sz w:val="19"/>
+              </w:rPr>
+              <w:t>Department staff</w:t>
+            </w:r>
+          </w:p>
+        </w:tc>
+        <w:tc>
+          <w:tcPr>
+            <w:tcW w:type="dxa" w:w="3216"/>
+          </w:tcPr>
+          <w:p>
+            <w:r>
+              <w:rPr>
+                <w:sz w:val="19"/>
+              </w:rPr>
+            </w:r>
+            <w:r>
+              <w:rPr>
+                <w:sz w:val="19"/>
+              </w:rPr>
+              <w:t>Camera-only check that a visitor is signed in</w:t>
+            </w:r>
+          </w:p>
+        </w:tc>
+      </w:tr>
+      <w:tr>
+        <w:tc>
+          <w:tcPr>
+            <w:tcW w:type="dxa" w:w="3216"/>
+          </w:tcPr>
+          <w:p>
+            <w:r>
+              <w:rPr>
+                <w:sz w:val="19"/>
+              </w:rPr>
+            </w:r>
+            <w:r>
+              <w:rPr>
+                <w:b/>
+                <w:sz w:val="19"/>
+              </w:rPr>
               <w:t>Admin</w:t>
             </w:r>
           </w:p>
@@ -892,6 +961,24 @@
       </w:r>
       <w:r>
         <w:t xml:space="preserve">. - </w:t>
+      </w:r>
+      <w:r>
+        <w:rPr>
+          <w:b/>
+        </w:rPr>
+        <w:t>Department staff</w:t>
+      </w:r>
+      <w:r>
+        <w:t xml:space="preserve"> go to the </w:t>
+      </w:r>
+      <w:r>
+        <w:rPr>
+          <w:b/>
+        </w:rPr>
+        <w:t>Visitor Verification</w:t>
+      </w:r>
+      <w:r>
+        <w:t xml:space="preserve"> screen. - </w:t>
       </w:r>
       <w:r>
         <w:rPr>
@@ -2912,20 +2999,53 @@
         <w:pStyle w:val="Heading2"/>
       </w:pPr>
       <w:r>
-        <w:t>7. The Admin Module</w:t>
+        <w:t>7. Visitor Verification (Department Stations)</w:t>
       </w:r>
     </w:p>
     <w:p>
       <w:r>
-        <w:t>Administrators see additional menu items. This section is for them.</w:t>
+        <w:t xml:space="preserve">Some departments have a camera at the entrance so staff can confirm that a person arriving is a </w:t>
+      </w:r>
+      <w:r>
+        <w:rPr>
+          <w:b/>
+        </w:rPr>
+        <w:t>registered visitor who is signed in</w:t>
+      </w:r>
+      <w:r>
+        <w:t xml:space="preserve"> — without a reception officer being present.</w:t>
       </w:r>
     </w:p>
     <w:p>
-      <w:pPr>
-        <w:pStyle w:val="Heading3"/>
-      </w:pPr>
-      <w:r>
-        <w:t>7.1 Dashboard</w:t>
+      <w:r>
+        <w:t xml:space="preserve">If you sign in with a </w:t>
+      </w:r>
+      <w:r>
+        <w:rPr>
+          <w:b/>
+        </w:rPr>
+        <w:t>Department</w:t>
+      </w:r>
+      <w:r>
+        <w:t xml:space="preserve"> account, you go straight to the verification screen and you will see only two menu items: </w:t>
+      </w:r>
+      <w:r>
+        <w:rPr>
+          <w:b/>
+        </w:rPr>
+        <w:t>Verify Visitor</w:t>
+      </w:r>
+      <w:r>
+        <w:t xml:space="preserve"> and </w:t>
+      </w:r>
+      <w:r>
+        <w:rPr>
+          <w:b/>
+        </w:rPr>
+        <w:t>Logout</w:t>
+      </w:r>
+      <w:r>
+        <w:t>.</w:t>
       </w:r>
     </w:p>
     <w:p>
@@ -2935,7 +3055,7 @@
       <w:r>
         <w:drawing>
           <wp:inline xmlns:a="http://schemas.openxmlformats.org/drawingml/2006/main" xmlns:pic="http://schemas.openxmlformats.org/drawingml/2006/picture">
-            <wp:extent cx="5394960" cy="3371850"/>
+            <wp:extent cx="5394960" cy="3277886"/>
             <wp:docPr id="8" name="Picture 8"/>
             <wp:cNvGraphicFramePr>
               <a:graphicFrameLocks noChangeAspect="1"/>
@@ -2944,7 +3064,7 @@
               <a:graphicData uri="http://schemas.openxmlformats.org/drawingml/2006/picture">
                 <pic:pic>
                   <pic:nvPicPr>
-                    <pic:cNvPr id="0" name="03-admin-dashboard.png"/>
+                    <pic:cNvPr id="0" name="13-department-verify.png"/>
                     <pic:cNvPicPr/>
                   </pic:nvPicPr>
                   <pic:blipFill>
@@ -2956,7 +3076,7 @@
                   <pic:spPr>
                     <a:xfrm>
                       <a:off x="0" y="0"/>
-                      <a:ext cx="5394960" cy="3371850"/>
+                      <a:ext cx="5394960" cy="3277886"/>
                     </a:xfrm>
                     <a:prstGeom prst="rect"/>
                   </pic:spPr>
@@ -2977,12 +3097,7 @@
           <w:color w:val="5E6F66"/>
           <w:sz w:val="18"/>
         </w:rPr>
-        <w:t>Admin dashboard</w:t>
-      </w:r>
-    </w:p>
-    <w:p>
-      <w:r>
-        <w:t>The dashboard summarises the whole system: visitors registered, total visits, visits today, who is currently on site, system users, roles and locations. The bottom table lists the most recent visits.</w:t>
+        <w:t>Department verification screen</w:t>
       </w:r>
     </w:p>
     <w:p>
@@ -2990,7 +3105,805 @@
         <w:pStyle w:val="Heading3"/>
       </w:pPr>
       <w:r>
-        <w:t>7.2 Users</w:t>
+        <w:t>How it works</w:t>
+      </w:r>
+    </w:p>
+    <w:p>
+      <w:pPr>
+        <w:pStyle w:val="ListNumber"/>
+        <w:spacing w:after="40"/>
+      </w:pPr>
+      <w:r>
+        <w:t xml:space="preserve">The camera starts automatically and the frame turns </w:t>
+      </w:r>
+      <w:r>
+        <w:rPr>
+          <w:b/>
+        </w:rPr>
+        <w:t>green</w:t>
+      </w:r>
+      <w:r>
+        <w:t xml:space="preserve"> when it detects a</w:t>
+      </w:r>
+    </w:p>
+    <w:p>
+      <w:r>
+        <w:t>single face.</w:t>
+      </w:r>
+    </w:p>
+    <w:p>
+      <w:pPr>
+        <w:pStyle w:val="ListNumber"/>
+        <w:spacing w:after="40"/>
+      </w:pPr>
+      <w:r>
+        <w:t xml:space="preserve">Verification runs automatically, or you can press </w:t>
+      </w:r>
+      <w:r>
+        <w:rPr>
+          <w:b/>
+        </w:rPr>
+        <w:t>Verify Now</w:t>
+      </w:r>
+      <w:r>
+        <w:t>.</w:t>
+      </w:r>
+    </w:p>
+    <w:p>
+      <w:pPr>
+        <w:pStyle w:val="ListNumber"/>
+        <w:spacing w:after="40"/>
+      </w:pPr>
+      <w:r>
+        <w:t>The result appears in a large coloured banner:</w:t>
+      </w:r>
+    </w:p>
+    <w:tbl>
+      <w:tblPr>
+        <w:tblStyle w:val="TableGrid"/>
+        <w:tblW w:type="auto" w:w="0"/>
+        <w:jc w:val="center"/>
+        <w:tblLook w:firstColumn="1" w:firstRow="1" w:lastColumn="0" w:lastRow="0" w:noHBand="0" w:noVBand="1" w:val="04A0"/>
+      </w:tblPr>
+      <w:tblGrid>
+        <w:gridCol w:w="2412"/>
+        <w:gridCol w:w="2412"/>
+        <w:gridCol w:w="2412"/>
+        <w:gridCol w:w="2412"/>
+      </w:tblGrid>
+      <w:tr>
+        <w:tc>
+          <w:tcPr>
+            <w:tcW w:type="dxa" w:w="2412"/>
+            <w:shd w:val="clear" w:color="auto" w:fill="0F6F3F"/>
+          </w:tcPr>
+          <w:p>
+            <w:r>
+              <w:rPr>
+                <w:b/>
+                <w:color w:val="FFFFFF"/>
+                <w:sz w:val="19"/>
+              </w:rPr>
+            </w:r>
+            <w:r>
+              <w:rPr>
+                <w:b/>
+                <w:color w:val="FFFFFF"/>
+                <w:sz w:val="19"/>
+              </w:rPr>
+              <w:t>Colour</w:t>
+            </w:r>
+          </w:p>
+        </w:tc>
+        <w:tc>
+          <w:tcPr>
+            <w:tcW w:type="dxa" w:w="2412"/>
+            <w:shd w:val="clear" w:color="auto" w:fill="0F6F3F"/>
+          </w:tcPr>
+          <w:p>
+            <w:r>
+              <w:rPr>
+                <w:b/>
+                <w:color w:val="FFFFFF"/>
+                <w:sz w:val="19"/>
+              </w:rPr>
+            </w:r>
+            <w:r>
+              <w:rPr>
+                <w:b/>
+                <w:color w:val="FFFFFF"/>
+                <w:sz w:val="19"/>
+              </w:rPr>
+              <w:t>Message</w:t>
+            </w:r>
+          </w:p>
+        </w:tc>
+        <w:tc>
+          <w:tcPr>
+            <w:tcW w:type="dxa" w:w="2412"/>
+            <w:shd w:val="clear" w:color="auto" w:fill="0F6F3F"/>
+          </w:tcPr>
+          <w:p>
+            <w:r>
+              <w:rPr>
+                <w:b/>
+                <w:color w:val="FFFFFF"/>
+                <w:sz w:val="19"/>
+              </w:rPr>
+            </w:r>
+            <w:r>
+              <w:rPr>
+                <w:b/>
+                <w:color w:val="FFFFFF"/>
+                <w:sz w:val="19"/>
+              </w:rPr>
+              <w:t>What it means</w:t>
+            </w:r>
+          </w:p>
+        </w:tc>
+        <w:tc>
+          <w:tcPr>
+            <w:tcW w:type="dxa" w:w="2412"/>
+            <w:shd w:val="clear" w:color="auto" w:fill="0F6F3F"/>
+          </w:tcPr>
+          <w:p>
+            <w:r>
+              <w:rPr>
+                <w:b/>
+                <w:color w:val="FFFFFF"/>
+                <w:sz w:val="19"/>
+              </w:rPr>
+            </w:r>
+            <w:r>
+              <w:rPr>
+                <w:b/>
+                <w:color w:val="FFFFFF"/>
+                <w:sz w:val="19"/>
+              </w:rPr>
+              <w:t>What to do</w:t>
+            </w:r>
+          </w:p>
+        </w:tc>
+      </w:tr>
+      <w:tr>
+        <w:tc>
+          <w:tcPr>
+            <w:tcW w:type="dxa" w:w="2412"/>
+          </w:tcPr>
+          <w:p>
+            <w:r>
+              <w:rPr>
+                <w:sz w:val="19"/>
+              </w:rPr>
+            </w:r>
+            <w:r>
+              <w:rPr>
+                <w:sz w:val="19"/>
+              </w:rPr>
+              <w:t xml:space="preserve">🟩 </w:t>
+            </w:r>
+            <w:r>
+              <w:rPr>
+                <w:b/>
+                <w:sz w:val="19"/>
+              </w:rPr>
+              <w:t>Green</w:t>
+            </w:r>
+          </w:p>
+        </w:tc>
+        <w:tc>
+          <w:tcPr>
+            <w:tcW w:type="dxa" w:w="2412"/>
+          </w:tcPr>
+          <w:p>
+            <w:r>
+              <w:rPr>
+                <w:sz w:val="19"/>
+              </w:rPr>
+            </w:r>
+            <w:r>
+              <w:rPr>
+                <w:sz w:val="19"/>
+              </w:rPr>
+              <w:t>VERIFIED — ON SITE</w:t>
+            </w:r>
+          </w:p>
+        </w:tc>
+        <w:tc>
+          <w:tcPr>
+            <w:tcW w:type="dxa" w:w="2412"/>
+          </w:tcPr>
+          <w:p>
+            <w:r>
+              <w:rPr>
+                <w:sz w:val="19"/>
+              </w:rPr>
+            </w:r>
+            <w:r>
+              <w:rPr>
+                <w:sz w:val="19"/>
+              </w:rPr>
+              <w:t>The visitor is recognised and currently signed in</w:t>
+            </w:r>
+          </w:p>
+        </w:tc>
+        <w:tc>
+          <w:tcPr>
+            <w:tcW w:type="dxa" w:w="2412"/>
+          </w:tcPr>
+          <w:p>
+            <w:r>
+              <w:rPr>
+                <w:sz w:val="19"/>
+              </w:rPr>
+            </w:r>
+            <w:r>
+              <w:rPr>
+                <w:sz w:val="19"/>
+              </w:rPr>
+              <w:t>Allow entry</w:t>
+            </w:r>
+          </w:p>
+        </w:tc>
+      </w:tr>
+      <w:tr>
+        <w:tc>
+          <w:tcPr>
+            <w:tcW w:type="dxa" w:w="2412"/>
+          </w:tcPr>
+          <w:p>
+            <w:r>
+              <w:rPr>
+                <w:sz w:val="19"/>
+              </w:rPr>
+            </w:r>
+            <w:r>
+              <w:rPr>
+                <w:sz w:val="19"/>
+              </w:rPr>
+              <w:t xml:space="preserve">🟨 </w:t>
+            </w:r>
+            <w:r>
+              <w:rPr>
+                <w:b/>
+                <w:sz w:val="19"/>
+              </w:rPr>
+              <w:t>Amber</w:t>
+            </w:r>
+          </w:p>
+        </w:tc>
+        <w:tc>
+          <w:tcPr>
+            <w:tcW w:type="dxa" w:w="2412"/>
+          </w:tcPr>
+          <w:p>
+            <w:r>
+              <w:rPr>
+                <w:sz w:val="19"/>
+              </w:rPr>
+            </w:r>
+            <w:r>
+              <w:rPr>
+                <w:sz w:val="19"/>
+              </w:rPr>
+              <w:t>VERIFIED — NOT SIGNED IN</w:t>
+            </w:r>
+          </w:p>
+        </w:tc>
+        <w:tc>
+          <w:tcPr>
+            <w:tcW w:type="dxa" w:w="2412"/>
+          </w:tcPr>
+          <w:p>
+            <w:r>
+              <w:rPr>
+                <w:sz w:val="19"/>
+              </w:rPr>
+            </w:r>
+            <w:r>
+              <w:rPr>
+                <w:sz w:val="19"/>
+              </w:rPr>
+              <w:t>The person is known but has no active visit today</w:t>
+            </w:r>
+          </w:p>
+        </w:tc>
+        <w:tc>
+          <w:tcPr>
+            <w:tcW w:type="dxa" w:w="2412"/>
+          </w:tcPr>
+          <w:p>
+            <w:r>
+              <w:rPr>
+                <w:sz w:val="19"/>
+              </w:rPr>
+            </w:r>
+            <w:r>
+              <w:rPr>
+                <w:sz w:val="19"/>
+              </w:rPr>
+              <w:t>Send them to reception to sign in</w:t>
+            </w:r>
+          </w:p>
+        </w:tc>
+      </w:tr>
+      <w:tr>
+        <w:tc>
+          <w:tcPr>
+            <w:tcW w:type="dxa" w:w="2412"/>
+          </w:tcPr>
+          <w:p>
+            <w:r>
+              <w:rPr>
+                <w:sz w:val="19"/>
+              </w:rPr>
+            </w:r>
+            <w:r>
+              <w:rPr>
+                <w:sz w:val="19"/>
+              </w:rPr>
+              <w:t xml:space="preserve">🟥 </w:t>
+            </w:r>
+            <w:r>
+              <w:rPr>
+                <w:b/>
+                <w:sz w:val="19"/>
+              </w:rPr>
+              <w:t>Red</w:t>
+            </w:r>
+          </w:p>
+        </w:tc>
+        <w:tc>
+          <w:tcPr>
+            <w:tcW w:type="dxa" w:w="2412"/>
+          </w:tcPr>
+          <w:p>
+            <w:r>
+              <w:rPr>
+                <w:sz w:val="19"/>
+              </w:rPr>
+            </w:r>
+            <w:r>
+              <w:rPr>
+                <w:sz w:val="19"/>
+              </w:rPr>
+              <w:t>NOT VERIFIED</w:t>
+            </w:r>
+          </w:p>
+        </w:tc>
+        <w:tc>
+          <w:tcPr>
+            <w:tcW w:type="dxa" w:w="2412"/>
+          </w:tcPr>
+          <w:p>
+            <w:r>
+              <w:rPr>
+                <w:sz w:val="19"/>
+              </w:rPr>
+            </w:r>
+            <w:r>
+              <w:rPr>
+                <w:sz w:val="19"/>
+              </w:rPr>
+              <w:t>No matching record found</w:t>
+            </w:r>
+          </w:p>
+        </w:tc>
+        <w:tc>
+          <w:tcPr>
+            <w:tcW w:type="dxa" w:w="2412"/>
+          </w:tcPr>
+          <w:p>
+            <w:r>
+              <w:rPr>
+                <w:sz w:val="19"/>
+              </w:rPr>
+            </w:r>
+            <w:r>
+              <w:rPr>
+                <w:sz w:val="19"/>
+              </w:rPr>
+              <w:t>Send them to reception to register</w:t>
+            </w:r>
+          </w:p>
+        </w:tc>
+      </w:tr>
+      <w:tr>
+        <w:tc>
+          <w:tcPr>
+            <w:tcW w:type="dxa" w:w="2412"/>
+          </w:tcPr>
+          <w:p>
+            <w:r>
+              <w:rPr>
+                <w:sz w:val="19"/>
+              </w:rPr>
+            </w:r>
+            <w:r>
+              <w:rPr>
+                <w:sz w:val="19"/>
+              </w:rPr>
+              <w:t xml:space="preserve">🟨 </w:t>
+            </w:r>
+            <w:r>
+              <w:rPr>
+                <w:b/>
+                <w:sz w:val="19"/>
+              </w:rPr>
+              <w:t>Amber</w:t>
+            </w:r>
+          </w:p>
+        </w:tc>
+        <w:tc>
+          <w:tcPr>
+            <w:tcW w:type="dxa" w:w="2412"/>
+          </w:tcPr>
+          <w:p>
+            <w:r>
+              <w:rPr>
+                <w:sz w:val="19"/>
+              </w:rPr>
+            </w:r>
+            <w:r>
+              <w:rPr>
+                <w:sz w:val="19"/>
+              </w:rPr>
+              <w:t>MULTIPLE FACES</w:t>
+            </w:r>
+          </w:p>
+        </w:tc>
+        <w:tc>
+          <w:tcPr>
+            <w:tcW w:type="dxa" w:w="2412"/>
+          </w:tcPr>
+          <w:p>
+            <w:r>
+              <w:rPr>
+                <w:sz w:val="19"/>
+              </w:rPr>
+            </w:r>
+            <w:r>
+              <w:rPr>
+                <w:sz w:val="19"/>
+              </w:rPr>
+              <w:t>More than one person in frame</w:t>
+            </w:r>
+          </w:p>
+        </w:tc>
+        <w:tc>
+          <w:tcPr>
+            <w:tcW w:type="dxa" w:w="2412"/>
+          </w:tcPr>
+          <w:p>
+            <w:r>
+              <w:rPr>
+                <w:sz w:val="19"/>
+              </w:rPr>
+            </w:r>
+            <w:r>
+              <w:rPr>
+                <w:sz w:val="19"/>
+              </w:rPr>
+              <w:t>Ask others to step aside</w:t>
+            </w:r>
+          </w:p>
+        </w:tc>
+      </w:tr>
+    </w:tbl>
+    <w:p>
+      <w:pPr>
+        <w:spacing w:after="0"/>
+      </w:pPr>
+    </w:p>
+    <w:p>
+      <w:r>
+        <w:t xml:space="preserve">The banner also shows the visitor's </w:t>
+      </w:r>
+      <w:r>
+        <w:rPr>
+          <w:b/>
+        </w:rPr>
+        <w:t>name</w:t>
+      </w:r>
+      <w:r>
+        <w:t xml:space="preserve">, their </w:t>
+      </w:r>
+      <w:r>
+        <w:rPr>
+          <w:b/>
+        </w:rPr>
+        <w:t>visit number</w:t>
+      </w:r>
+      <w:r>
+        <w:t xml:space="preserve"> and the </w:t>
+      </w:r>
+      <w:r>
+        <w:rPr>
+          <w:b/>
+        </w:rPr>
+        <w:t>time they signed in</w:t>
+      </w:r>
+      <w:r>
+        <w:t xml:space="preserve"> when there is an active visit.</w:t>
+      </w:r>
+    </w:p>
+    <w:p>
+      <w:pPr>
+        <w:pStyle w:val="Heading3"/>
+      </w:pPr>
+      <w:r>
+        <w:t>The buttons</w:t>
+      </w:r>
+    </w:p>
+    <w:tbl>
+      <w:tblPr>
+        <w:tblStyle w:val="TableGrid"/>
+        <w:tblW w:type="auto" w:w="0"/>
+        <w:jc w:val="center"/>
+        <w:tblLook w:firstColumn="1" w:firstRow="1" w:lastColumn="0" w:lastRow="0" w:noHBand="0" w:noVBand="1" w:val="04A0"/>
+      </w:tblPr>
+      <w:tblGrid>
+        <w:gridCol w:w="4824"/>
+        <w:gridCol w:w="4824"/>
+      </w:tblGrid>
+      <w:tr>
+        <w:tc>
+          <w:tcPr>
+            <w:tcW w:type="dxa" w:w="4824"/>
+            <w:shd w:val="clear" w:color="auto" w:fill="0F6F3F"/>
+          </w:tcPr>
+          <w:p>
+            <w:r>
+              <w:rPr>
+                <w:b/>
+                <w:color w:val="FFFFFF"/>
+                <w:sz w:val="19"/>
+              </w:rPr>
+            </w:r>
+            <w:r>
+              <w:rPr>
+                <w:b/>
+                <w:color w:val="FFFFFF"/>
+                <w:sz w:val="19"/>
+              </w:rPr>
+              <w:t>Button</w:t>
+            </w:r>
+          </w:p>
+        </w:tc>
+        <w:tc>
+          <w:tcPr>
+            <w:tcW w:type="dxa" w:w="4824"/>
+            <w:shd w:val="clear" w:color="auto" w:fill="0F6F3F"/>
+          </w:tcPr>
+          <w:p>
+            <w:r>
+              <w:rPr>
+                <w:b/>
+                <w:color w:val="FFFFFF"/>
+                <w:sz w:val="19"/>
+              </w:rPr>
+            </w:r>
+            <w:r>
+              <w:rPr>
+                <w:b/>
+                <w:color w:val="FFFFFF"/>
+                <w:sz w:val="19"/>
+              </w:rPr>
+              <w:t>Purpose</w:t>
+            </w:r>
+          </w:p>
+        </w:tc>
+      </w:tr>
+      <w:tr>
+        <w:tc>
+          <w:tcPr>
+            <w:tcW w:type="dxa" w:w="4824"/>
+          </w:tcPr>
+          <w:p>
+            <w:r>
+              <w:rPr>
+                <w:sz w:val="19"/>
+              </w:rPr>
+            </w:r>
+            <w:r>
+              <w:rPr>
+                <w:b/>
+                <w:sz w:val="19"/>
+              </w:rPr>
+              <w:t>Verify Now</w:t>
+            </w:r>
+          </w:p>
+        </w:tc>
+        <w:tc>
+          <w:tcPr>
+            <w:tcW w:type="dxa" w:w="4824"/>
+          </w:tcPr>
+          <w:p>
+            <w:r>
+              <w:rPr>
+                <w:sz w:val="19"/>
+              </w:rPr>
+            </w:r>
+            <w:r>
+              <w:rPr>
+                <w:sz w:val="19"/>
+              </w:rPr>
+              <w:t>Runs a check immediately, whatever the automatic timer is doing</w:t>
+            </w:r>
+          </w:p>
+        </w:tc>
+      </w:tr>
+      <w:tr>
+        <w:tc>
+          <w:tcPr>
+            <w:tcW w:type="dxa" w:w="4824"/>
+          </w:tcPr>
+          <w:p>
+            <w:r>
+              <w:rPr>
+                <w:sz w:val="19"/>
+              </w:rPr>
+            </w:r>
+            <w:r>
+              <w:rPr>
+                <w:b/>
+                <w:sz w:val="19"/>
+              </w:rPr>
+              <w:t>Pause Auto-Check</w:t>
+            </w:r>
+          </w:p>
+        </w:tc>
+        <w:tc>
+          <w:tcPr>
+            <w:tcW w:type="dxa" w:w="4824"/>
+          </w:tcPr>
+          <w:p>
+            <w:r>
+              <w:rPr>
+                <w:sz w:val="19"/>
+              </w:rPr>
+            </w:r>
+            <w:r>
+              <w:rPr>
+                <w:sz w:val="19"/>
+              </w:rPr>
+              <w:t>Stops automatic checking (useful during a crowd). Press again to resume</w:t>
+            </w:r>
+          </w:p>
+        </w:tc>
+      </w:tr>
+    </w:tbl>
+    <w:p>
+      <w:pPr>
+        <w:spacing w:after="0"/>
+      </w:pPr>
+    </w:p>
+    <w:p>
+      <w:pPr>
+        <w:pStyle w:val="Heading3"/>
+      </w:pPr>
+      <w:r>
+        <w:t>Good practice at the station</w:t>
+      </w:r>
+    </w:p>
+    <w:p>
+      <w:pPr>
+        <w:pStyle w:val="ListBullet"/>
+        <w:spacing w:after="40"/>
+      </w:pPr>
+      <w:r>
+        <w:t>Ask the visitor to look directly at the camera and remove sunglasses or a hat</w:t>
+      </w:r>
+    </w:p>
+    <w:p>
+      <w:pPr>
+        <w:pStyle w:val="ListBullet"/>
+        <w:spacing w:after="40"/>
+      </w:pPr>
+      <w:r>
+        <w:t xml:space="preserve">Keep </w:t>
+      </w:r>
+      <w:r>
+        <w:rPr>
+          <w:b/>
+        </w:rPr>
+        <w:t>one person</w:t>
+      </w:r>
+      <w:r>
+        <w:t xml:space="preserve"> in the frame at a time</w:t>
+      </w:r>
+    </w:p>
+    <w:p>
+      <w:pPr>
+        <w:pStyle w:val="ListBullet"/>
+        <w:spacing w:after="40"/>
+      </w:pPr>
+      <w:r>
+        <w:t>Wait for the frame to turn green before relying on the result</w:t>
+      </w:r>
+    </w:p>
+    <w:p>
+      <w:pPr>
+        <w:pStyle w:val="ListBullet"/>
+        <w:spacing w:after="40"/>
+      </w:pPr>
+      <w:r>
+        <w:t>If a regular visitor is not recognised, send them to reception — the camera is</w:t>
+      </w:r>
+    </w:p>
+    <w:p>
+      <w:r>
+        <w:t>a convenience, not proof of identity</w:t>
+      </w:r>
+    </w:p>
+    <w:p>
+      <w:pPr>
+        <w:spacing w:before="120" w:after="200"/>
+        <w:ind w:left="432"/>
+        <w:pBdr>
+          <w:left w:val="single" w:sz="18" w:color="D9A441"/>
+        </w:pBdr>
+        <w:shd w:val="clear" w:color="auto" w:fill="F4F7F5"/>
+      </w:pPr>
+      <w:r>
+        <w:rPr>
+          <w:b/>
+        </w:rPr>
+        <w:t>Important:</w:t>
+      </w:r>
+      <w:r>
+        <w:t xml:space="preserve"> this screen is an aid, not a security guarantee. The photograph matching compares overall image structure and can occasionally be wrong. Treat a red result as "go to reception", and treat a green result as confirmation only when it agrees with what you expect.</w:t>
+      </w:r>
+    </w:p>
+    <w:p>
+      <w:pPr>
+        <w:pStyle w:val="Heading3"/>
+      </w:pPr>
+      <w:r>
+        <w:t>Privacy</w:t>
+      </w:r>
+    </w:p>
+    <w:p>
+      <w:r>
+        <w:t xml:space="preserve">This screen deliberately shows </w:t>
+      </w:r>
+      <w:r>
+        <w:rPr>
+          <w:b/>
+        </w:rPr>
+        <w:t>status only</w:t>
+      </w:r>
+      <w:r>
+        <w:t>. It does not display phone numbers, email addresses, home addresses, ID numbers or visit history — those remain at the reception desk. Only the visitor's name and visit reference are shown, so staff can confirm the right person is being admitted.</w:t>
+      </w:r>
+    </w:p>
+    <w:p>
+      <w:pPr>
+        <w:spacing w:before="80" w:after="160"/>
+        <w:pBdr>
+          <w:bottom w:val="single" w:sz="6" w:color="DCE5DF"/>
+        </w:pBdr>
+      </w:pPr>
+    </w:p>
+    <w:p>
+      <w:pPr>
+        <w:pStyle w:val="Heading2"/>
+      </w:pPr>
+      <w:r>
+        <w:t>8. The Admin Module</w:t>
+      </w:r>
+    </w:p>
+    <w:p>
+      <w:r>
+        <w:t>Administrators see additional menu items. This section is for them.</w:t>
+      </w:r>
+    </w:p>
+    <w:p>
+      <w:pPr>
+        <w:pStyle w:val="Heading3"/>
+      </w:pPr>
+      <w:r>
+        <w:t>8.1 Dashboard</w:t>
       </w:r>
     </w:p>
     <w:p>
@@ -3009,7 +3922,7 @@
               <a:graphicData uri="http://schemas.openxmlformats.org/drawingml/2006/picture">
                 <pic:pic>
                   <pic:nvPicPr>
-                    <pic:cNvPr id="0" name="04-admin-users.png"/>
+                    <pic:cNvPr id="0" name="03-admin-dashboard.png"/>
                     <pic:cNvPicPr/>
                   </pic:nvPicPr>
                   <pic:blipFill>
@@ -3042,103 +3955,20 @@
           <w:color w:val="5E6F66"/>
           <w:sz w:val="18"/>
         </w:rPr>
-        <w:t>User management</w:t>
+        <w:t>Admin dashboard</w:t>
       </w:r>
     </w:p>
     <w:p>
       <w:r>
-        <w:t>Manage everyone who can sign in.</w:t>
-      </w:r>
-    </w:p>
-    <w:p>
-      <w:r>
-        <w:rPr>
-          <w:b/>
-        </w:rPr>
-        <w:t>To add a user:</w:t>
+        <w:t>The dashboard summarises the whole system: visitors registered, total visits, visits today, who is currently on site, system users, roles and locations. The bottom table lists the most recent visits.</w:t>
       </w:r>
     </w:p>
     <w:p>
       <w:pPr>
-        <w:pStyle w:val="ListNumber"/>
-        <w:spacing w:after="40"/>
+        <w:pStyle w:val="Heading3"/>
       </w:pPr>
       <w:r>
-        <w:t xml:space="preserve">Click </w:t>
-      </w:r>
-      <w:r>
-        <w:rPr>
-          <w:b/>
-        </w:rPr>
-        <w:t>Add User</w:t>
-      </w:r>
-      <w:r>
-        <w:t>.</w:t>
-      </w:r>
-    </w:p>
-    <w:p>
-      <w:pPr>
-        <w:pStyle w:val="ListNumber"/>
-        <w:spacing w:after="40"/>
-      </w:pPr>
-      <w:r>
-        <w:t xml:space="preserve">Complete the form, including </w:t>
-      </w:r>
-      <w:r>
-        <w:rPr>
-          <w:b/>
-        </w:rPr>
-        <w:t>Service No</w:t>
-      </w:r>
-      <w:r>
-        <w:t xml:space="preserve">, </w:t>
-      </w:r>
-      <w:r>
-        <w:rPr>
-          <w:b/>
-        </w:rPr>
-        <w:t>Full Name</w:t>
-      </w:r>
-      <w:r>
-        <w:t xml:space="preserve">, </w:t>
-      </w:r>
-      <w:r>
-        <w:rPr>
-          <w:b/>
-        </w:rPr>
-        <w:t>Role</w:t>
-      </w:r>
-      <w:r>
-        <w:t xml:space="preserve"> and</w:t>
-      </w:r>
-    </w:p>
-    <w:p>
-      <w:r>
-        <w:rPr>
-          <w:b/>
-        </w:rPr>
-        <w:t>Password</w:t>
-      </w:r>
-      <w:r>
-        <w:t xml:space="preserve"> (minimum 6 characters).</w:t>
-      </w:r>
-    </w:p>
-    <w:p>
-      <w:pPr>
-        <w:pStyle w:val="ListNumber"/>
-        <w:spacing w:after="40"/>
-      </w:pPr>
-      <w:r>
-        <w:t xml:space="preserve">Click </w:t>
-      </w:r>
-      <w:r>
-        <w:rPr>
-          <w:b/>
-        </w:rPr>
-        <w:t>Save User</w:t>
-      </w:r>
-      <w:r>
-        <w:t>.</w:t>
+        <w:t>8.2 Users</w:t>
       </w:r>
     </w:p>
     <w:p>
@@ -3157,7 +3987,7 @@
               <a:graphicData uri="http://schemas.openxmlformats.org/drawingml/2006/picture">
                 <pic:pic>
                   <pic:nvPicPr>
-                    <pic:cNvPr id="0" name="11-add-user-modal.png"/>
+                    <pic:cNvPr id="0" name="04-admin-users.png"/>
                     <pic:cNvPicPr/>
                   </pic:nvPicPr>
                   <pic:blipFill>
@@ -3190,7 +4020,12 @@
           <w:color w:val="5E6F66"/>
           <w:sz w:val="18"/>
         </w:rPr>
-        <w:t>Add user modal</w:t>
+        <w:t>User management</w:t>
+      </w:r>
+    </w:p>
+    <w:p>
+      <w:r>
+        <w:t>Manage everyone who can sign in.</w:t>
       </w:r>
     </w:p>
     <w:p>
@@ -3198,48 +4033,61 @@
         <w:rPr>
           <w:b/>
         </w:rPr>
-        <w:t>To edit:</w:t>
-      </w:r>
-      <w:r>
-        <w:t xml:space="preserve"> click </w:t>
+        <w:t>To add a user:</w:t>
+      </w:r>
+    </w:p>
+    <w:p>
+      <w:pPr>
+        <w:pStyle w:val="ListNumber"/>
+        <w:spacing w:after="40"/>
+      </w:pPr>
+      <w:r>
+        <w:t xml:space="preserve">Click </w:t>
       </w:r>
       <w:r>
         <w:rPr>
           <w:b/>
         </w:rPr>
-        <w:t>Edit</w:t>
-      </w:r>
-      <w:r>
-        <w:t xml:space="preserve"> on the user's row. The Service No cannot be changed. Leave the password blank to keep the existing one.</w:t>
+        <w:t>Add User</w:t>
+      </w:r>
+      <w:r>
+        <w:t>.</w:t>
       </w:r>
     </w:p>
     <w:p>
+      <w:pPr>
+        <w:pStyle w:val="ListNumber"/>
+        <w:spacing w:after="40"/>
+      </w:pPr>
+      <w:r>
+        <w:t xml:space="preserve">Complete the form, including </w:t>
+      </w:r>
       <w:r>
         <w:rPr>
           <w:b/>
         </w:rPr>
-        <w:t>To disable or enable:</w:t>
-      </w:r>
-      <w:r>
-        <w:t xml:space="preserve"> click </w:t>
+        <w:t>Service No</w:t>
+      </w:r>
+      <w:r>
+        <w:t xml:space="preserve">, </w:t>
       </w:r>
       <w:r>
         <w:rPr>
           <w:b/>
         </w:rPr>
-        <w:t>Disable</w:t>
-      </w:r>
-      <w:r>
-        <w:t xml:space="preserve"> / </w:t>
+        <w:t>Full Name</w:t>
+      </w:r>
+      <w:r>
+        <w:t xml:space="preserve">, </w:t>
       </w:r>
       <w:r>
         <w:rPr>
           <w:b/>
         </w:rPr>
-        <w:t>Enable</w:t>
-      </w:r>
-      <w:r>
-        <w:t>. A disabled user cannot sign in. Prefer disabling over deleting — it preserves the audit trail.</w:t>
+        <w:t>Role</w:t>
+      </w:r>
+      <w:r>
+        <w:t xml:space="preserve"> and</w:t>
       </w:r>
     </w:p>
     <w:p>
@@ -3247,46 +4095,28 @@
         <w:rPr>
           <w:b/>
         </w:rPr>
-        <w:t>To delete:</w:t>
-      </w:r>
-      <w:r>
-        <w:t xml:space="preserve"> click </w:t>
+        <w:t>Password</w:t>
+      </w:r>
+      <w:r>
+        <w:t xml:space="preserve"> (minimum 6 characters).</w:t>
+      </w:r>
+    </w:p>
+    <w:p>
+      <w:pPr>
+        <w:pStyle w:val="ListNumber"/>
+        <w:spacing w:after="40"/>
+      </w:pPr>
+      <w:r>
+        <w:t xml:space="preserve">Click </w:t>
       </w:r>
       <w:r>
         <w:rPr>
           <w:b/>
         </w:rPr>
-        <w:t>Delete</w:t>
-      </w:r>
-      <w:r>
-        <w:t xml:space="preserve"> and confirm. This is permanent.</w:t>
-      </w:r>
-    </w:p>
-    <w:p>
-      <w:pPr>
-        <w:spacing w:before="120" w:after="200"/>
-        <w:ind w:left="432"/>
-        <w:pBdr>
-          <w:left w:val="single" w:sz="18" w:color="D9A441"/>
-        </w:pBdr>
-        <w:shd w:val="clear" w:color="auto" w:fill="F4F7F5"/>
-      </w:pPr>
-      <w:r>
-        <w:rPr>
-          <w:b/>
-        </w:rPr>
-        <w:t>Safety rule:</w:t>
-      </w:r>
-      <w:r>
-        <w:t xml:space="preserve"> You cannot disable, delete or change your own role. This prevents locking everyone out of the admin module.</w:t>
-      </w:r>
-    </w:p>
-    <w:p>
-      <w:pPr>
-        <w:pStyle w:val="Heading3"/>
-      </w:pPr>
-      <w:r>
-        <w:t>7.3 Roles</w:t>
+        <w:t>Save User</w:t>
+      </w:r>
+      <w:r>
+        <w:t>.</w:t>
       </w:r>
     </w:p>
     <w:p>
@@ -3305,11 +4135,159 @@
               <a:graphicData uri="http://schemas.openxmlformats.org/drawingml/2006/picture">
                 <pic:pic>
                   <pic:nvPicPr>
+                    <pic:cNvPr id="0" name="11-add-user-modal.png"/>
+                    <pic:cNvPicPr/>
+                  </pic:nvPicPr>
+                  <pic:blipFill>
+                    <a:blip r:embed="rId20"/>
+                    <a:stretch>
+                      <a:fillRect/>
+                    </a:stretch>
+                  </pic:blipFill>
+                  <pic:spPr>
+                    <a:xfrm>
+                      <a:off x="0" y="0"/>
+                      <a:ext cx="5394960" cy="3371850"/>
+                    </a:xfrm>
+                    <a:prstGeom prst="rect"/>
+                  </pic:spPr>
+                </pic:pic>
+              </a:graphicData>
+            </a:graphic>
+          </wp:inline>
+        </w:drawing>
+      </w:r>
+    </w:p>
+    <w:p>
+      <w:pPr>
+        <w:jc w:val="center"/>
+      </w:pPr>
+      <w:r>
+        <w:rPr>
+          <w:i/>
+          <w:color w:val="5E6F66"/>
+          <w:sz w:val="18"/>
+        </w:rPr>
+        <w:t>Add user modal</w:t>
+      </w:r>
+    </w:p>
+    <w:p>
+      <w:r>
+        <w:rPr>
+          <w:b/>
+        </w:rPr>
+        <w:t>To edit:</w:t>
+      </w:r>
+      <w:r>
+        <w:t xml:space="preserve"> click </w:t>
+      </w:r>
+      <w:r>
+        <w:rPr>
+          <w:b/>
+        </w:rPr>
+        <w:t>Edit</w:t>
+      </w:r>
+      <w:r>
+        <w:t xml:space="preserve"> on the user's row. The Service No cannot be changed. Leave the password blank to keep the existing one.</w:t>
+      </w:r>
+    </w:p>
+    <w:p>
+      <w:r>
+        <w:rPr>
+          <w:b/>
+        </w:rPr>
+        <w:t>To disable or enable:</w:t>
+      </w:r>
+      <w:r>
+        <w:t xml:space="preserve"> click </w:t>
+      </w:r>
+      <w:r>
+        <w:rPr>
+          <w:b/>
+        </w:rPr>
+        <w:t>Disable</w:t>
+      </w:r>
+      <w:r>
+        <w:t xml:space="preserve"> / </w:t>
+      </w:r>
+      <w:r>
+        <w:rPr>
+          <w:b/>
+        </w:rPr>
+        <w:t>Enable</w:t>
+      </w:r>
+      <w:r>
+        <w:t>. A disabled user cannot sign in. Prefer disabling over deleting — it preserves the audit trail.</w:t>
+      </w:r>
+    </w:p>
+    <w:p>
+      <w:r>
+        <w:rPr>
+          <w:b/>
+        </w:rPr>
+        <w:t>To delete:</w:t>
+      </w:r>
+      <w:r>
+        <w:t xml:space="preserve"> click </w:t>
+      </w:r>
+      <w:r>
+        <w:rPr>
+          <w:b/>
+        </w:rPr>
+        <w:t>Delete</w:t>
+      </w:r>
+      <w:r>
+        <w:t xml:space="preserve"> and confirm. This is permanent.</w:t>
+      </w:r>
+    </w:p>
+    <w:p>
+      <w:pPr>
+        <w:spacing w:before="120" w:after="200"/>
+        <w:ind w:left="432"/>
+        <w:pBdr>
+          <w:left w:val="single" w:sz="18" w:color="D9A441"/>
+        </w:pBdr>
+        <w:shd w:val="clear" w:color="auto" w:fill="F4F7F5"/>
+      </w:pPr>
+      <w:r>
+        <w:rPr>
+          <w:b/>
+        </w:rPr>
+        <w:t>Safety rule:</w:t>
+      </w:r>
+      <w:r>
+        <w:t xml:space="preserve"> You cannot disable, delete or change your own role. This prevents locking everyone out of the admin module.</w:t>
+      </w:r>
+    </w:p>
+    <w:p>
+      <w:pPr>
+        <w:pStyle w:val="Heading3"/>
+      </w:pPr>
+      <w:r>
+        <w:t>8.3 Roles</w:t>
+      </w:r>
+    </w:p>
+    <w:p>
+      <w:pPr>
+        <w:jc w:val="center"/>
+      </w:pPr>
+      <w:r>
+        <w:drawing>
+          <wp:inline xmlns:a="http://schemas.openxmlformats.org/drawingml/2006/main" xmlns:pic="http://schemas.openxmlformats.org/drawingml/2006/picture">
+            <wp:extent cx="5394960" cy="3371850"/>
+            <wp:docPr id="12" name="Picture 12"/>
+            <wp:cNvGraphicFramePr>
+              <a:graphicFrameLocks noChangeAspect="1"/>
+            </wp:cNvGraphicFramePr>
+            <a:graphic>
+              <a:graphicData uri="http://schemas.openxmlformats.org/drawingml/2006/picture">
+                <pic:pic>
+                  <pic:nvPicPr>
                     <pic:cNvPr id="0" name="05-admin-roles.png"/>
                     <pic:cNvPicPr/>
                   </pic:nvPicPr>
                   <pic:blipFill>
-                    <a:blip r:embed="rId20"/>
+                    <a:blip r:embed="rId21"/>
                     <a:stretch>
                       <a:fillRect/>
                     </a:stretch>
@@ -3517,99 +4495,7 @@
         <w:pStyle w:val="Heading3"/>
       </w:pPr>
       <w:r>
-        <w:t>7.4 Locations</w:t>
-      </w:r>
-    </w:p>
-    <w:p>
-      <w:pPr>
-        <w:jc w:val="center"/>
-      </w:pPr>
-      <w:r>
-        <w:drawing>
-          <wp:inline xmlns:a="http://schemas.openxmlformats.org/drawingml/2006/main" xmlns:pic="http://schemas.openxmlformats.org/drawingml/2006/picture">
-            <wp:extent cx="5394960" cy="3371850"/>
-            <wp:docPr id="12" name="Picture 12"/>
-            <wp:cNvGraphicFramePr>
-              <a:graphicFrameLocks noChangeAspect="1"/>
-            </wp:cNvGraphicFramePr>
-            <a:graphic>
-              <a:graphicData uri="http://schemas.openxmlformats.org/drawingml/2006/picture">
-                <pic:pic>
-                  <pic:nvPicPr>
-                    <pic:cNvPr id="0" name="06-admin-locations.png"/>
-                    <pic:cNvPicPr/>
-                  </pic:nvPicPr>
-                  <pic:blipFill>
-                    <a:blip r:embed="rId21"/>
-                    <a:stretch>
-                      <a:fillRect/>
-                    </a:stretch>
-                  </pic:blipFill>
-                  <pic:spPr>
-                    <a:xfrm>
-                      <a:off x="0" y="0"/>
-                      <a:ext cx="5394960" cy="3371850"/>
-                    </a:xfrm>
-                    <a:prstGeom prst="rect"/>
-                  </pic:spPr>
-                </pic:pic>
-              </a:graphicData>
-            </a:graphic>
-          </wp:inline>
-        </w:drawing>
-      </w:r>
-    </w:p>
-    <w:p>
-      <w:pPr>
-        <w:jc w:val="center"/>
-      </w:pPr>
-      <w:r>
-        <w:rPr>
-          <w:i/>
-          <w:color w:val="5E6F66"/>
-          <w:sz w:val="18"/>
-        </w:rPr>
-        <w:t>Locations</w:t>
-      </w:r>
-    </w:p>
-    <w:p>
-      <w:r>
-        <w:t xml:space="preserve">Define the organisational structure — </w:t>
-      </w:r>
-      <w:r>
-        <w:rPr>
-          <w:b/>
-        </w:rPr>
-        <w:t>Departments</w:t>
-      </w:r>
-      <w:r>
-        <w:t xml:space="preserve">, </w:t>
-      </w:r>
-      <w:r>
-        <w:rPr>
-          <w:b/>
-        </w:rPr>
-        <w:t>Commands</w:t>
-      </w:r>
-      <w:r>
-        <w:t xml:space="preserve"> and </w:t>
-      </w:r>
-      <w:r>
-        <w:rPr>
-          <w:b/>
-        </w:rPr>
-        <w:t>Units</w:t>
-      </w:r>
-      <w:r>
-        <w:t>. A location may have a parent, so you can build a hierarchy (for example a unit inside a command). A location with children cannot be deleted until its children are removed.</w:t>
-      </w:r>
-    </w:p>
-    <w:p>
-      <w:pPr>
-        <w:pStyle w:val="Heading3"/>
-      </w:pPr>
-      <w:r>
-        <w:t>7.5 Reports</w:t>
+        <w:t>8.4 Locations</w:t>
       </w:r>
     </w:p>
     <w:p>
@@ -3628,7 +4514,7 @@
               <a:graphicData uri="http://schemas.openxmlformats.org/drawingml/2006/picture">
                 <pic:pic>
                   <pic:nvPicPr>
-                    <pic:cNvPr id="0" name="07-admin-reports.png"/>
+                    <pic:cNvPr id="0" name="06-admin-locations.png"/>
                     <pic:cNvPicPr/>
                   </pic:nvPicPr>
                   <pic:blipFill>
@@ -3661,6 +4547,98 @@
           <w:color w:val="5E6F66"/>
           <w:sz w:val="18"/>
         </w:rPr>
+        <w:t>Locations</w:t>
+      </w:r>
+    </w:p>
+    <w:p>
+      <w:r>
+        <w:t xml:space="preserve">Define the organisational structure — </w:t>
+      </w:r>
+      <w:r>
+        <w:rPr>
+          <w:b/>
+        </w:rPr>
+        <w:t>Departments</w:t>
+      </w:r>
+      <w:r>
+        <w:t xml:space="preserve">, </w:t>
+      </w:r>
+      <w:r>
+        <w:rPr>
+          <w:b/>
+        </w:rPr>
+        <w:t>Commands</w:t>
+      </w:r>
+      <w:r>
+        <w:t xml:space="preserve"> and </w:t>
+      </w:r>
+      <w:r>
+        <w:rPr>
+          <w:b/>
+        </w:rPr>
+        <w:t>Units</w:t>
+      </w:r>
+      <w:r>
+        <w:t>. A location may have a parent, so you can build a hierarchy (for example a unit inside a command). A location with children cannot be deleted until its children are removed.</w:t>
+      </w:r>
+    </w:p>
+    <w:p>
+      <w:pPr>
+        <w:pStyle w:val="Heading3"/>
+      </w:pPr>
+      <w:r>
+        <w:t>8.5 Reports</w:t>
+      </w:r>
+    </w:p>
+    <w:p>
+      <w:pPr>
+        <w:jc w:val="center"/>
+      </w:pPr>
+      <w:r>
+        <w:drawing>
+          <wp:inline xmlns:a="http://schemas.openxmlformats.org/drawingml/2006/main" xmlns:pic="http://schemas.openxmlformats.org/drawingml/2006/picture">
+            <wp:extent cx="5394960" cy="3371850"/>
+            <wp:docPr id="14" name="Picture 14"/>
+            <wp:cNvGraphicFramePr>
+              <a:graphicFrameLocks noChangeAspect="1"/>
+            </wp:cNvGraphicFramePr>
+            <a:graphic>
+              <a:graphicData uri="http://schemas.openxmlformats.org/drawingml/2006/picture">
+                <pic:pic>
+                  <pic:nvPicPr>
+                    <pic:cNvPr id="0" name="07-admin-reports.png"/>
+                    <pic:cNvPicPr/>
+                  </pic:nvPicPr>
+                  <pic:blipFill>
+                    <a:blip r:embed="rId23"/>
+                    <a:stretch>
+                      <a:fillRect/>
+                    </a:stretch>
+                  </pic:blipFill>
+                  <pic:spPr>
+                    <a:xfrm>
+                      <a:off x="0" y="0"/>
+                      <a:ext cx="5394960" cy="3371850"/>
+                    </a:xfrm>
+                    <a:prstGeom prst="rect"/>
+                  </pic:spPr>
+                </pic:pic>
+              </a:graphicData>
+            </a:graphic>
+          </wp:inline>
+        </w:drawing>
+      </w:r>
+    </w:p>
+    <w:p>
+      <w:pPr>
+        <w:jc w:val="center"/>
+      </w:pPr>
+      <w:r>
+        <w:rPr>
+          <w:i/>
+          <w:color w:val="5E6F66"/>
+          <w:sz w:val="18"/>
+        </w:rPr>
         <w:t>Reports</w:t>
       </w:r>
     </w:p>
@@ -3711,7 +4689,7 @@
         <w:pStyle w:val="Heading2"/>
       </w:pPr>
       <w:r>
-        <w:t>8. Troubleshooting</w:t>
+        <w:t>9. Troubleshooting</w:t>
       </w:r>
     </w:p>
     <w:tbl>
@@ -4135,7 +5113,7 @@
         <w:pStyle w:val="Heading2"/>
       </w:pPr>
       <w:r>
-        <w:t>9. Glossary</w:t>
+        <w:t>10. Glossary</w:t>
       </w:r>
     </w:p>
     <w:tbl>

--- a/docs/USER_GUIDE.docx
+++ b/docs/USER_GUIDE.docx
@@ -4084,13 +4084,22 @@
         <w:rPr>
           <w:b/>
         </w:rPr>
-        <w:t>Role</w:t>
-      </w:r>
-      <w:r>
-        <w:t xml:space="preserve"> and</w:t>
+        <w:t>Rank</w:t>
+      </w:r>
+      <w:r>
+        <w:t>,</w:t>
       </w:r>
     </w:p>
     <w:p>
+      <w:r>
+        <w:rPr>
+          <w:b/>
+        </w:rPr>
+        <w:t>Role</w:t>
+      </w:r>
+      <w:r>
+        <w:t xml:space="preserve"> and </w:t>
+      </w:r>
       <w:r>
         <w:rPr>
           <w:b/>
@@ -4117,6 +4126,162 @@
       </w:r>
       <w:r>
         <w:t>.</w:t>
+      </w:r>
+    </w:p>
+    <w:p>
+      <w:r>
+        <w:rPr>
+          <w:b/>
+        </w:rPr>
+        <w:t>Rank</w:t>
+      </w:r>
+      <w:r>
+        <w:t xml:space="preserve"> is chosen from the standard NCS ranks, listed most junior first:</w:t>
+      </w:r>
+    </w:p>
+    <w:p>
+      <w:r>
+        <w:rPr>
+          <w:rFonts w:ascii="Consolas" w:hAnsi="Consolas"/>
+          <w:sz w:val="19"/>
+          <w:rFonts w:ascii="Consolas" w:hAnsi="Consolas"/>
+          <w:shd w:val="clear" w:color="auto" w:fill="F4F7F5"/>
+        </w:rPr>
+        <w:t>AC</w:t>
+      </w:r>
+      <w:r>
+        <w:t xml:space="preserve">, </w:t>
+      </w:r>
+      <w:r>
+        <w:rPr>
+          <w:rFonts w:ascii="Consolas" w:hAnsi="Consolas"/>
+          <w:sz w:val="19"/>
+          <w:rFonts w:ascii="Consolas" w:hAnsi="Consolas"/>
+          <w:shd w:val="clear" w:color="auto" w:fill="F4F7F5"/>
+        </w:rPr>
+        <w:t>CSC</w:t>
+      </w:r>
+      <w:r>
+        <w:t xml:space="preserve">, </w:t>
+      </w:r>
+      <w:r>
+        <w:rPr>
+          <w:rFonts w:ascii="Consolas" w:hAnsi="Consolas"/>
+          <w:sz w:val="19"/>
+          <w:rFonts w:ascii="Consolas" w:hAnsi="Consolas"/>
+          <w:shd w:val="clear" w:color="auto" w:fill="F4F7F5"/>
+        </w:rPr>
+        <w:t>DSC</w:t>
+      </w:r>
+      <w:r>
+        <w:t xml:space="preserve">, </w:t>
+      </w:r>
+      <w:r>
+        <w:rPr>
+          <w:rFonts w:ascii="Consolas" w:hAnsi="Consolas"/>
+          <w:sz w:val="19"/>
+          <w:rFonts w:ascii="Consolas" w:hAnsi="Consolas"/>
+          <w:shd w:val="clear" w:color="auto" w:fill="F4F7F5"/>
+        </w:rPr>
+        <w:t>SC</w:t>
+      </w:r>
+      <w:r>
+        <w:t xml:space="preserve">, </w:t>
+      </w:r>
+      <w:r>
+        <w:rPr>
+          <w:rFonts w:ascii="Consolas" w:hAnsi="Consolas"/>
+          <w:sz w:val="19"/>
+          <w:rFonts w:ascii="Consolas" w:hAnsi="Consolas"/>
+          <w:shd w:val="clear" w:color="auto" w:fill="F4F7F5"/>
+        </w:rPr>
+        <w:t>CA III</w:t>
+      </w:r>
+      <w:r>
+        <w:t xml:space="preserve">, </w:t>
+      </w:r>
+      <w:r>
+        <w:rPr>
+          <w:rFonts w:ascii="Consolas" w:hAnsi="Consolas"/>
+          <w:sz w:val="19"/>
+          <w:rFonts w:ascii="Consolas" w:hAnsi="Consolas"/>
+          <w:shd w:val="clear" w:color="auto" w:fill="F4F7F5"/>
+        </w:rPr>
+        <w:t>CA II</w:t>
+      </w:r>
+      <w:r>
+        <w:t xml:space="preserve">, </w:t>
+      </w:r>
+      <w:r>
+        <w:rPr>
+          <w:rFonts w:ascii="Consolas" w:hAnsi="Consolas"/>
+          <w:sz w:val="19"/>
+          <w:rFonts w:ascii="Consolas" w:hAnsi="Consolas"/>
+          <w:shd w:val="clear" w:color="auto" w:fill="F4F7F5"/>
+        </w:rPr>
+        <w:t>CA I</w:t>
+      </w:r>
+      <w:r>
+        <w:t xml:space="preserve">, </w:t>
+      </w:r>
+      <w:r>
+        <w:rPr>
+          <w:rFonts w:ascii="Consolas" w:hAnsi="Consolas"/>
+          <w:sz w:val="19"/>
+          <w:rFonts w:ascii="Consolas" w:hAnsi="Consolas"/>
+          <w:shd w:val="clear" w:color="auto" w:fill="F4F7F5"/>
+        </w:rPr>
+        <w:t>AIC</w:t>
+      </w:r>
+      <w:r>
+        <w:t xml:space="preserve">, </w:t>
+      </w:r>
+      <w:r>
+        <w:rPr>
+          <w:rFonts w:ascii="Consolas" w:hAnsi="Consolas"/>
+          <w:sz w:val="19"/>
+          <w:rFonts w:ascii="Consolas" w:hAnsi="Consolas"/>
+          <w:shd w:val="clear" w:color="auto" w:fill="F4F7F5"/>
+        </w:rPr>
+        <w:t>IC</w:t>
+      </w:r>
+      <w:r>
+        <w:t xml:space="preserve">, </w:t>
+      </w:r>
+      <w:r>
+        <w:rPr>
+          <w:rFonts w:ascii="Consolas" w:hAnsi="Consolas"/>
+          <w:sz w:val="19"/>
+          <w:rFonts w:ascii="Consolas" w:hAnsi="Consolas"/>
+          <w:shd w:val="clear" w:color="auto" w:fill="F4F7F5"/>
+        </w:rPr>
+        <w:t>ASC II</w:t>
+      </w:r>
+      <w:r>
+        <w:t xml:space="preserve">, </w:t>
+      </w:r>
+      <w:r>
+        <w:rPr>
+          <w:rFonts w:ascii="Consolas" w:hAnsi="Consolas"/>
+          <w:sz w:val="19"/>
+          <w:rFonts w:ascii="Consolas" w:hAnsi="Consolas"/>
+          <w:shd w:val="clear" w:color="auto" w:fill="F4F7F5"/>
+        </w:rPr>
+        <w:t>ASC I</w:t>
+      </w:r>
+    </w:p>
+    <w:p>
+      <w:r>
+        <w:t xml:space="preserve">Rank is optional. If an existing record holds a rank that is no longer on the standard list, editing that user keeps the old value and shows it as </w:t>
+      </w:r>
+      <w:r>
+        <w:rPr>
+          <w:i/>
+        </w:rPr>
+        <w:t>"(existing)"</w:t>
+      </w:r>
+      <w:r>
+        <w:t xml:space="preserve"> until you choose a different one.</w:t>
       </w:r>
     </w:p>
     <w:p>

--- a/docs/USER_GUIDE.docx
+++ b/docs/USER_GUIDE.docx
@@ -2444,7 +2444,30 @@
         <w:spacing w:after="40"/>
       </w:pPr>
       <w:r>
-        <w:t>Confirm the prompt.</w:t>
+        <w:t>A confirmation window appears showing the visitor's name and visit number.</w:t>
+      </w:r>
+    </w:p>
+    <w:p>
+      <w:r>
+        <w:t xml:space="preserve">Click </w:t>
+      </w:r>
+      <w:r>
+        <w:rPr>
+          <w:b/>
+        </w:rPr>
+        <w:t>Sign Out</w:t>
+      </w:r>
+      <w:r>
+        <w:t xml:space="preserve"> to confirm, or </w:t>
+      </w:r>
+      <w:r>
+        <w:rPr>
+          <w:b/>
+        </w:rPr>
+        <w:t>Cancel</w:t>
+      </w:r>
+      <w:r>
+        <w:t xml:space="preserve"> to go back.</w:t>
       </w:r>
     </w:p>
     <w:p>
@@ -2502,7 +2525,7 @@
         <w:t>Sign Out</w:t>
       </w:r>
       <w:r>
-        <w:t>.</w:t>
+        <w:t xml:space="preserve"> and confirm in the window that appears.</w:t>
       </w:r>
     </w:p>
     <w:p>
@@ -2517,6 +2540,115 @@
       </w:r>
       <w:r>
         <w:t xml:space="preserve"> badge and the sign-out time is recorded along with your service number.</w:t>
+      </w:r>
+    </w:p>
+    <w:p>
+      <w:pPr>
+        <w:pStyle w:val="Heading3"/>
+      </w:pPr>
+      <w:r>
+        <w:t>Viewing visitor and visit details</w:t>
+      </w:r>
+    </w:p>
+    <w:p>
+      <w:r>
+        <w:t xml:space="preserve">Every row has a </w:t>
+      </w:r>
+      <w:r>
+        <w:rPr>
+          <w:b/>
+        </w:rPr>
+        <w:t>View</w:t>
+      </w:r>
+      <w:r>
+        <w:t xml:space="preserve"> button. Click it to open a window showing:</w:t>
+      </w:r>
+    </w:p>
+    <w:p>
+      <w:pPr>
+        <w:pStyle w:val="ListBullet"/>
+        <w:spacing w:after="40"/>
+      </w:pPr>
+      <w:r>
+        <w:t xml:space="preserve">the visitor's </w:t>
+      </w:r>
+      <w:r>
+        <w:rPr>
+          <w:b/>
+        </w:rPr>
+        <w:t>photograph</w:t>
+      </w:r>
+      <w:r>
+        <w:t>, or a note that none is on record</w:t>
+      </w:r>
+    </w:p>
+    <w:p>
+      <w:pPr>
+        <w:pStyle w:val="ListBullet"/>
+        <w:spacing w:after="40"/>
+      </w:pPr>
+      <w:r>
+        <w:t xml:space="preserve">the </w:t>
+      </w:r>
+      <w:r>
+        <w:rPr>
+          <w:b/>
+        </w:rPr>
+        <w:t>visit QR slip</w:t>
+      </w:r>
+    </w:p>
+    <w:p>
+      <w:pPr>
+        <w:pStyle w:val="ListBullet"/>
+        <w:spacing w:after="40"/>
+      </w:pPr>
+      <w:r>
+        <w:rPr>
+          <w:b/>
+        </w:rPr>
+        <w:t>visitor details</w:t>
+      </w:r>
+      <w:r>
+        <w:t>: name, phone, email, gender, organisation, ID type and</w:t>
+      </w:r>
+    </w:p>
+    <w:p>
+      <w:r>
+        <w:t>number, address, and how many previous visits they have made</w:t>
+      </w:r>
+    </w:p>
+    <w:p>
+      <w:pPr>
+        <w:pStyle w:val="ListBullet"/>
+        <w:spacing w:after="40"/>
+      </w:pPr>
+      <w:r>
+        <w:rPr>
+          <w:b/>
+        </w:rPr>
+        <w:t>visit details</w:t>
+      </w:r>
+      <w:r>
+        <w:t>: visit number, date, purpose, host, destination, group size,</w:t>
+      </w:r>
+    </w:p>
+    <w:p>
+      <w:r>
+        <w:t>documents carried, sign-in and sign-out times, and which officer recorded and signed out the visit</w:t>
+      </w:r>
+    </w:p>
+    <w:p>
+      <w:r>
+        <w:t xml:space="preserve">This is useful for confirming identity at the desk or reviewing a visit after the visitor has left. Close the window with the </w:t>
+      </w:r>
+      <w:r>
+        <w:rPr>
+          <w:b/>
+        </w:rPr>
+        <w:t>Close</w:t>
+      </w:r>
+      <w:r>
+        <w:t xml:space="preserve"> button or the X.</w:t>
       </w:r>
     </w:p>
     <w:p>
